--- a/documentacion_proyecto/Conexionado_Nivel2.docx
+++ b/documentacion_proyecto/Conexionado_Nivel2.docx
@@ -72,7 +72,7 @@
           <w:left w:val="single" w:color="9C5C0A" w:sz="16"/>
           <w:right w:val="single" w:color="EADFC8" w:sz="2"/>
         </w:pBdr>
-        <w:shd w:fill="FFF8EC" w:val="clear"/>
+        <w:shd w:fill="F2F5F8" w:val="clear"/>
         <w:spacing w:after="130" w:before="130"/>
       </w:pPr>
       <w:r>
@@ -1494,7 +1494,7 @@
           <w:left w:val="single" w:color="9C5C0A" w:sz="16"/>
           <w:right w:val="single" w:color="EADFC8" w:sz="2"/>
         </w:pBdr>
-        <w:shd w:fill="FFF8EC" w:val="clear"/>
+        <w:shd w:fill="F2F5F8" w:val="clear"/>
         <w:spacing w:after="130" w:before="130"/>
       </w:pPr>
       <w:r>
@@ -2845,7 +2845,7 @@
           <w:left w:val="single" w:color="9C5C0A" w:sz="16"/>
           <w:right w:val="single" w:color="EADFC8" w:sz="2"/>
         </w:pBdr>
-        <w:shd w:fill="FFF8EC" w:val="clear"/>
+        <w:shd w:fill="F2F5F8" w:val="clear"/>
         <w:spacing w:after="130" w:before="130"/>
       </w:pPr>
       <w:r>
@@ -2914,7 +2914,7 @@
           <w:left w:val="single" w:color="9C5C0A" w:sz="16"/>
           <w:right w:val="single" w:color="EADFC8" w:sz="2"/>
         </w:pBdr>
-        <w:shd w:fill="FFF8EC" w:val="clear"/>
+        <w:shd w:fill="F2F5F8" w:val="clear"/>
         <w:spacing w:after="130" w:before="130"/>
       </w:pPr>
       <w:r>
@@ -3503,7 +3503,7 @@
           <w:left w:val="single" w:color="9C5C0A" w:sz="16"/>
           <w:right w:val="single" w:color="EADFC8" w:sz="2"/>
         </w:pBdr>
-        <w:shd w:fill="FFF8EC" w:val="clear"/>
+        <w:shd w:fill="F2F5F8" w:val="clear"/>
         <w:spacing w:after="130" w:before="130"/>
       </w:pPr>
       <w:r>

--- a/documentacion_proyecto/Conexionado_Nivel2.docx
+++ b/documentacion_proyecto/Conexionado_Nivel2.docx
@@ -132,7 +132,7 @@
       <w:r>
         <w:drawing>
           <wp:inline distT="0" distB="0" distL="0" distR="0">
-            <wp:extent cx="5715000" cy="3267075"/>
+            <wp:extent cx="5486400" cy="3137482"/>
             <wp:effectExtent t="0" r="0" b="0" l="0"/>
             <wp:docPr id="1" name="" descr="" title=""/>
             <wp:cNvGraphicFramePr>
@@ -157,7 +157,7 @@
                   <pic:spPr bwMode="auto">
                     <a:xfrm>
                       <a:off x="0" y="0"/>
-                      <a:ext cx="5715000" cy="3267075"/>
+                      <a:ext cx="5486400" cy="3137482"/>
                     </a:xfrm>
                     <a:prstGeom prst="rect">
                       <a:avLst/>
@@ -1554,7 +1554,7 @@
       <w:r>
         <w:drawing>
           <wp:inline distT="0" distB="0" distL="0" distR="0">
-            <wp:extent cx="5715000" cy="3733800"/>
+            <wp:extent cx="5486400" cy="3584895"/>
             <wp:effectExtent t="0" r="0" b="0" l="0"/>
             <wp:docPr id="1" name="" descr="" title=""/>
             <wp:cNvGraphicFramePr>
@@ -1579,7 +1579,7 @@
                   <pic:spPr bwMode="auto">
                     <a:xfrm>
                       <a:off x="0" y="0"/>
-                      <a:ext cx="5715000" cy="3733800"/>
+                      <a:ext cx="5486400" cy="3584895"/>
                     </a:xfrm>
                     <a:prstGeom prst="rect">
                       <a:avLst/>
